--- a/textbook lifecycle knowledge/School-Level Textbook and Learning Resource Management.docx
+++ b/textbook lifecycle knowledge/School-Level Textbook and Learning Resource Management.docx
@@ -467,13 +467,13 @@
       </w:r>
     </w:p>
     <w:bookmarkEnd w:id="25"/>
-    <w:bookmarkStart w:id="26" w:name="proposed-opesware-solution"/>
-    <w:p>
-      <w:pPr>
-        <w:pStyle w:val="Heading3"/>
-      </w:pPr>
-      <w:r>
-        <w:t xml:space="preserve">Proposed Opesware Solution</w:t>
+    <w:bookmarkStart w:id="26" w:name="proposed-EduOS Cameroon-solution"/>
+    <w:p>
+      <w:pPr>
+        <w:pStyle w:val="Heading3"/>
+      </w:pPr>
+      <w:r>
+        <w:t xml:space="preserve">Proposed EduOS Cameroon Solution</w:t>
       </w:r>
     </w:p>
     <w:p>
